--- a/vorlagen/behinderungsanzeige-vob-b/behinderungsanzeige-vob-b.docx
+++ b/vorlagen/behinderungsanzeige-vob-b/behinderungsanzeige-vob-b.docx
@@ -1394,7 +1394,7 @@
           <w:color w:val="475262"/>
           <w:sz w:val="18"/>
         </w:rPr>
-        <w:t>• Allgemeine Formulierungen tragen nicht. Sätze wie wir kommen nicht weiter, weil uns noch Ihre Angaben fehlen, sind nach der Fachliteratur zu unbestimmt; die Auswirkungen gehören konkret an den Soll-Terminablauf.</w:t>
+        <w:t>• Pauschale Formulierungen genügen nicht. Der bloße Hinweis, ohne die ausstehenden Angaben des Auftraggebers gehe es nicht voran, ist nach der Fachliteratur zu unbestimmt. Die Auswirkungen sind konkret auf den Soll-Terminablauf zu beziehen.</w:t>
       </w:r>
     </w:p>
     <w:p>
@@ -1406,7 +1406,7 @@
           <w:color w:val="475262"/>
           <w:sz w:val="18"/>
         </w:rPr>
-        <w:t>• Witterungseinflüsse, mit denen bei Abgabe des Angebots normalerweise gerechnet werden musste, gelten nach § 6 Abs. 2 Nr. 2 VOB/B nicht als Behinderung.</w:t>
+        <w:t>• Witterungseinflüsse, mit denen bei der Angebotsabgabe üblicherweise zu rechnen war, begründen nach § 6 Abs. 2 Nr. 2 VOB/B keine Behinderung.</w:t>
       </w:r>
     </w:p>
     <w:p>
@@ -1418,7 +1418,7 @@
           <w:color w:val="475262"/>
           <w:sz w:val="18"/>
         </w:rPr>
-        <w:t>• Die Höhe eines möglichen Ersatzanspruchs muss die Anzeige nach der Fachliteratur nicht nennen. Die Fristverlängerung bemisst sich nach § 6 Abs. 4 VOB/B nach der Dauer der Behinderung, mit einem Zuschlag für die Wiederaufnahme der Arbeiten und für eine etwaige Verschiebung in eine ungünstigere Jahreszeit.</w:t>
+        <w:t>• Einen Betrag für einen möglichen Ersatzanspruch muss die Anzeige nach der Fachliteratur nicht enthalten. Wie weit sich die Frist verlängert, richtet sich nach § 6 Abs. 4 VOB/B zunächst nach der Dauer der Behinderung. Hinzu kommt ein Aufschlag für das Wiederanlaufen der Arbeiten und gegebenenfalls dafür, dass sie sich in eine ungünstigere Jahreszeit verschieben.</w:t>
       </w:r>
     </w:p>
     <w:p>
